--- a/Fase 2/Evidencias Proyecto/Evidencias de Documentación/Plan de Calidad y de Costos CuTuCo.docx
+++ b/Fase 2/Evidencias Proyecto/Evidencias de Documentación/Plan de Calidad y de Costos CuTuCo.docx
@@ -1215,7 +1215,7 @@
                 <w:sz w:val="18"/>
                 <w:szCs w:val="18"/>
               </w:rPr>
-              <w:t xml:space="preserve">Vue.js + Vite en </w:t>
+              <w:t>Vue.js + Vite en Vercel; FastAPI + Docker en Cloud Run; PostgreSQL, Auth, PostgREST y Storage en Supabase; Resend para correos; Webpay Mall (Split Payment) de Transbank para pagos</w:t>
             </w:r>
             <w:proofErr w:type="spellStart"/>
             <w:r>
@@ -1224,7 +1224,6 @@
                 <w:sz w:val="18"/>
                 <w:szCs w:val="18"/>
               </w:rPr>
-              <w:t>Vercel</w:t>
             </w:r>
             <w:proofErr w:type="spellEnd"/>
             <w:r>
@@ -1233,7 +1232,6 @@
                 <w:sz w:val="18"/>
                 <w:szCs w:val="18"/>
               </w:rPr>
-              <w:t xml:space="preserve">; </w:t>
             </w:r>
             <w:proofErr w:type="spellStart"/>
             <w:r>
@@ -1242,7 +1240,6 @@
                 <w:sz w:val="18"/>
                 <w:szCs w:val="18"/>
               </w:rPr>
-              <w:t>FastAPI</w:t>
             </w:r>
             <w:proofErr w:type="spellEnd"/>
             <w:r>
@@ -1251,7 +1248,6 @@
                 <w:sz w:val="18"/>
                 <w:szCs w:val="18"/>
               </w:rPr>
-              <w:t xml:space="preserve"> + Docker en Cloud Run; PostgreSQL, Auth, PostgREST y Storage en </w:t>
             </w:r>
             <w:proofErr w:type="spellStart"/>
             <w:r>
@@ -1260,7 +1256,6 @@
                 <w:sz w:val="18"/>
                 <w:szCs w:val="18"/>
               </w:rPr>
-              <w:t>Supabase</w:t>
             </w:r>
             <w:proofErr w:type="spellEnd"/>
             <w:r>
@@ -1269,7 +1264,6 @@
                 <w:sz w:val="18"/>
                 <w:szCs w:val="18"/>
               </w:rPr>
-              <w:t xml:space="preserve">; </w:t>
             </w:r>
             <w:proofErr w:type="spellStart"/>
             <w:r>
@@ -1278,7 +1272,6 @@
                 <w:sz w:val="18"/>
                 <w:szCs w:val="18"/>
               </w:rPr>
-              <w:t>Resend</w:t>
             </w:r>
             <w:proofErr w:type="spellEnd"/>
             <w:r>
@@ -1287,7 +1280,6 @@
                 <w:sz w:val="18"/>
                 <w:szCs w:val="18"/>
               </w:rPr>
-              <w:t xml:space="preserve"> para correos; Webpay Plus Test para pagos</w:t>
             </w:r>
           </w:p>
         </w:tc>
@@ -1569,7 +1561,7 @@
         <w:rPr>
           <w:rFonts w:ascii="Calibri" w:hAnsi="Calibri" w:cs="Calibri"/>
         </w:rPr>
-        <w:t xml:space="preserve">Nosotros elaboramos este plan para definir </w:t>
+        <w:t xml:space="preserve">Elaboramos este plan para definir </w:t>
       </w:r>
       <w:r>
         <w:rPr>
@@ -3815,7 +3807,7 @@
                 <w:sz w:val="18"/>
                 <w:szCs w:val="18"/>
               </w:rPr>
-              <w:t xml:space="preserve">Cada flujo (registro, catálogo, compra, pago retenido, </w:t>
+              <w:t>Cada flujo (registro, catálogo, compra, pago con Webpay Mall, delivery con código, calificación, sanciones) funciona según el ERS</w:t>
             </w:r>
             <w:proofErr w:type="spellStart"/>
             <w:r>
@@ -3824,7 +3816,6 @@
                 <w:sz w:val="18"/>
                 <w:szCs w:val="18"/>
               </w:rPr>
-              <w:t>delivery</w:t>
             </w:r>
             <w:proofErr w:type="spellEnd"/>
             <w:r>
@@ -3833,7 +3824,6 @@
                 <w:sz w:val="18"/>
                 <w:szCs w:val="18"/>
               </w:rPr>
-              <w:t xml:space="preserve"> con código, </w:t>
             </w:r>
             <w:proofErr w:type="spellStart"/>
             <w:r>
@@ -3842,7 +3832,6 @@
                 <w:sz w:val="18"/>
                 <w:szCs w:val="18"/>
               </w:rPr>
-              <w:t>payout</w:t>
             </w:r>
             <w:proofErr w:type="spellEnd"/>
             <w:r>
@@ -3851,7 +3840,6 @@
                 <w:sz w:val="18"/>
                 <w:szCs w:val="18"/>
               </w:rPr>
-              <w:t>, calificación, sanciones) funciona según el ERS</w:t>
             </w:r>
           </w:p>
         </w:tc>
@@ -4157,7 +4145,7 @@
                 <w:sz w:val="18"/>
                 <w:szCs w:val="18"/>
               </w:rPr>
-              <w:t xml:space="preserve">No existen pagos ni </w:t>
+              <w:t>No existen pagos duplicados gracias a buy_order y token_ws únicos</w:t>
             </w:r>
             <w:proofErr w:type="spellStart"/>
             <w:r>
@@ -4166,7 +4154,6 @@
                 <w:sz w:val="18"/>
                 <w:szCs w:val="18"/>
               </w:rPr>
-              <w:t>payouts</w:t>
             </w:r>
             <w:proofErr w:type="spellEnd"/>
             <w:r>
@@ -4175,7 +4162,6 @@
                 <w:sz w:val="18"/>
                 <w:szCs w:val="18"/>
               </w:rPr>
-              <w:t xml:space="preserve"> duplicados gracias a </w:t>
             </w:r>
             <w:proofErr w:type="spellStart"/>
             <w:r>
@@ -4184,7 +4170,6 @@
                 <w:sz w:val="18"/>
                 <w:szCs w:val="18"/>
               </w:rPr>
-              <w:t>buy_order</w:t>
             </w:r>
             <w:proofErr w:type="spellEnd"/>
             <w:r>
@@ -4193,7 +4178,6 @@
                 <w:sz w:val="18"/>
                 <w:szCs w:val="18"/>
               </w:rPr>
-              <w:t xml:space="preserve"> y </w:t>
             </w:r>
             <w:proofErr w:type="spellStart"/>
             <w:r>
@@ -4202,7 +4186,6 @@
                 <w:sz w:val="18"/>
                 <w:szCs w:val="18"/>
               </w:rPr>
-              <w:t>token_ws</w:t>
             </w:r>
             <w:proofErr w:type="spellEnd"/>
             <w:r>
@@ -4211,7 +4194,6 @@
                 <w:sz w:val="18"/>
                 <w:szCs w:val="18"/>
               </w:rPr>
-              <w:t xml:space="preserve"> únicos</w:t>
             </w:r>
           </w:p>
         </w:tc>
@@ -6704,7 +6686,7 @@
                 <w:sz w:val="18"/>
                 <w:szCs w:val="18"/>
               </w:rPr>
-              <w:t xml:space="preserve">Bloqueo de cuenta, región, comisión y tarifa, </w:t>
+              <w:t>Bloqueo de cuenta, región, comisión y tarifa, código de entrega y amonestaciones</w:t>
             </w:r>
             <w:proofErr w:type="spellStart"/>
             <w:r>
@@ -6713,7 +6695,6 @@
                 <w:sz w:val="18"/>
                 <w:szCs w:val="18"/>
               </w:rPr>
-              <w:t>payouts</w:t>
             </w:r>
             <w:proofErr w:type="spellEnd"/>
             <w:r>
@@ -6722,7 +6703,6 @@
                 <w:sz w:val="18"/>
                 <w:szCs w:val="18"/>
               </w:rPr>
-              <w:t>, código de entrega y amonestaciones</w:t>
             </w:r>
           </w:p>
         </w:tc>
@@ -7097,7 +7077,7 @@
                 <w:sz w:val="18"/>
                 <w:szCs w:val="18"/>
               </w:rPr>
-              <w:t>create</w:t>
+              <w:t>create, redirección, token_ws, commit, idempotencia y dispersión (Split Payment)</w:t>
             </w:r>
             <w:proofErr w:type="spellEnd"/>
             <w:r>
@@ -7106,7 +7086,6 @@
                 <w:sz w:val="18"/>
                 <w:szCs w:val="18"/>
               </w:rPr>
-              <w:t xml:space="preserve">, redirección, </w:t>
             </w:r>
             <w:proofErr w:type="spellStart"/>
             <w:r>
@@ -7115,7 +7094,6 @@
                 <w:sz w:val="18"/>
                 <w:szCs w:val="18"/>
               </w:rPr>
-              <w:t>token_ws</w:t>
             </w:r>
             <w:proofErr w:type="spellEnd"/>
             <w:r>
@@ -7124,7 +7102,6 @@
                 <w:sz w:val="18"/>
                 <w:szCs w:val="18"/>
               </w:rPr>
-              <w:t xml:space="preserve">, </w:t>
             </w:r>
             <w:proofErr w:type="spellStart"/>
             <w:r>
@@ -7133,7 +7110,6 @@
                 <w:sz w:val="18"/>
                 <w:szCs w:val="18"/>
               </w:rPr>
-              <w:t>commit</w:t>
             </w:r>
             <w:proofErr w:type="spellEnd"/>
             <w:r>
@@ -7142,7 +7118,6 @@
                 <w:sz w:val="18"/>
                 <w:szCs w:val="18"/>
               </w:rPr>
-              <w:t xml:space="preserve">, idempotencia, retención y </w:t>
             </w:r>
             <w:proofErr w:type="spellStart"/>
             <w:r>
@@ -7151,7 +7126,6 @@
                 <w:sz w:val="18"/>
                 <w:szCs w:val="18"/>
               </w:rPr>
-              <w:t>payout</w:t>
             </w:r>
             <w:proofErr w:type="spellEnd"/>
           </w:p>
@@ -7472,7 +7446,7 @@
                 <w:sz w:val="18"/>
                 <w:szCs w:val="18"/>
               </w:rPr>
-              <w:t xml:space="preserve">Flujos completos desde la navegación hasta el </w:t>
+              <w:t>Flujos completos desde la navegación hasta la calificación y el cierre del pedido</w:t>
             </w:r>
             <w:proofErr w:type="spellStart"/>
             <w:r>
@@ -7481,7 +7455,6 @@
                 <w:sz w:val="18"/>
                 <w:szCs w:val="18"/>
               </w:rPr>
-              <w:t>payout</w:t>
             </w:r>
             <w:proofErr w:type="spellEnd"/>
           </w:p>
@@ -7720,35 +7693,31 @@
         <w:rPr>
           <w:rFonts w:ascii="Calibri" w:hAnsi="Calibri" w:cs="Calibri"/>
         </w:rPr>
-        <w:t xml:space="preserve">Prioridad de las pruebas: login y permisos, </w:t>
+        <w:t>Prioridad de las pruebas: login y permisos, checkout, pago, código de entrega y cobertura regional, porque afectan dinero, seguridad y confianza del usuario.</w:t>
       </w:r>
       <w:proofErr w:type="spellStart"/>
       <w:r>
         <w:rPr>
           <w:rFonts w:ascii="Calibri" w:hAnsi="Calibri" w:cs="Calibri"/>
         </w:rPr>
-        <w:t>checkout</w:t>
       </w:r>
       <w:proofErr w:type="spellEnd"/>
       <w:r>
         <w:rPr>
           <w:rFonts w:ascii="Calibri" w:hAnsi="Calibri" w:cs="Calibri"/>
         </w:rPr>
-        <w:t xml:space="preserve">, pago, código de entrega, cobertura regional y </w:t>
       </w:r>
       <w:proofErr w:type="spellStart"/>
       <w:r>
         <w:rPr>
           <w:rFonts w:ascii="Calibri" w:hAnsi="Calibri" w:cs="Calibri"/>
         </w:rPr>
-        <w:t>payout</w:t>
       </w:r>
       <w:proofErr w:type="spellEnd"/>
       <w:r>
         <w:rPr>
           <w:rFonts w:ascii="Calibri" w:hAnsi="Calibri" w:cs="Calibri"/>
         </w:rPr>
-        <w:t>, porque afectan dinero, seguridad y confianza del usuario.</w:t>
       </w:r>
     </w:p>
     <w:p>
@@ -8563,7 +8532,7 @@
                 <w:sz w:val="18"/>
                 <w:szCs w:val="18"/>
               </w:rPr>
-              <w:t>Checkout</w:t>
+              <w:t>Checkout con Webpay Mall, código de entrega y calificaciones probados</w:t>
             </w:r>
             <w:proofErr w:type="spellEnd"/>
             <w:r>
@@ -8572,7 +8541,6 @@
                 <w:sz w:val="18"/>
                 <w:szCs w:val="18"/>
               </w:rPr>
-              <w:t xml:space="preserve"> con Webpay, </w:t>
             </w:r>
             <w:proofErr w:type="spellStart"/>
             <w:r>
@@ -8581,7 +8549,6 @@
                 <w:sz w:val="18"/>
                 <w:szCs w:val="18"/>
               </w:rPr>
-              <w:t>payout</w:t>
             </w:r>
             <w:proofErr w:type="spellEnd"/>
             <w:r>
@@ -8590,7 +8557,6 @@
                 <w:sz w:val="18"/>
                 <w:szCs w:val="18"/>
               </w:rPr>
-              <w:t>, código de entrega y calificaciones probados</w:t>
             </w:r>
           </w:p>
         </w:tc>
@@ -9442,7 +9408,7 @@
                 <w:sz w:val="18"/>
                 <w:szCs w:val="18"/>
               </w:rPr>
-              <w:t xml:space="preserve">Calidad del </w:t>
+              <w:t>Calidad del backend: pruebas unitarias y de integración, Webpay Mall, RLS, cifrado y secretos. Control del presupuesto y del seguimiento de costos.</w:t>
             </w:r>
             <w:proofErr w:type="spellStart"/>
             <w:r>
@@ -9451,7 +9417,6 @@
                 <w:sz w:val="18"/>
                 <w:szCs w:val="18"/>
               </w:rPr>
-              <w:t>backend</w:t>
             </w:r>
             <w:proofErr w:type="spellEnd"/>
             <w:r>
@@ -9460,7 +9425,6 @@
                 <w:sz w:val="18"/>
                 <w:szCs w:val="18"/>
               </w:rPr>
-              <w:t xml:space="preserve">: pruebas unitarias y de integración, Webpay, </w:t>
             </w:r>
             <w:proofErr w:type="spellStart"/>
             <w:r>
@@ -9469,7 +9433,6 @@
                 <w:sz w:val="18"/>
                 <w:szCs w:val="18"/>
               </w:rPr>
-              <w:t>payouts</w:t>
             </w:r>
             <w:proofErr w:type="spellEnd"/>
             <w:r>
@@ -9478,7 +9441,6 @@
                 <w:sz w:val="18"/>
                 <w:szCs w:val="18"/>
               </w:rPr>
-              <w:t>, RLS, cifrado y secretos. Control del presupuesto y del seguimiento de costos.</w:t>
             </w:r>
           </w:p>
         </w:tc>
@@ -10124,7 +10086,7 @@
                 <w:sz w:val="18"/>
                 <w:szCs w:val="18"/>
               </w:rPr>
-              <w:t xml:space="preserve">Bloquea login, </w:t>
+              <w:t>Bloquea login, checkout, pago o entrega, o expone datos sensibles</w:t>
             </w:r>
             <w:proofErr w:type="spellStart"/>
             <w:r>
@@ -10133,7 +10095,6 @@
                 <w:sz w:val="18"/>
                 <w:szCs w:val="18"/>
               </w:rPr>
-              <w:t>checkout</w:t>
             </w:r>
             <w:proofErr w:type="spellEnd"/>
             <w:r>
@@ -10142,7 +10103,6 @@
                 <w:sz w:val="18"/>
                 <w:szCs w:val="18"/>
               </w:rPr>
-              <w:t xml:space="preserve">, pago, </w:t>
             </w:r>
             <w:proofErr w:type="spellStart"/>
             <w:r>
@@ -10151,7 +10111,6 @@
                 <w:sz w:val="18"/>
                 <w:szCs w:val="18"/>
               </w:rPr>
-              <w:t>payout</w:t>
             </w:r>
             <w:proofErr w:type="spellEnd"/>
             <w:r>
@@ -10160,7 +10119,6 @@
                 <w:sz w:val="18"/>
                 <w:szCs w:val="18"/>
               </w:rPr>
-              <w:t xml:space="preserve"> o entrega, o expone datos sensibles</w:t>
             </w:r>
           </w:p>
         </w:tc>
@@ -15029,7 +14987,7 @@
                 <w:sz w:val="18"/>
                 <w:szCs w:val="18"/>
               </w:rPr>
-              <w:t>Transbank Webpay Plus Test</w:t>
+              <w:t>Transbank Webpay Mall (integración)</w:t>
             </w:r>
           </w:p>
         </w:tc>
